--- a/Programacion II/Clases/Clase 13 - Control de excepciones/Taller PI - Clase 13 - VetCare.docx
+++ b/Programacion II/Clases/Clase 13 - Control de excepciones/Taller PI - Clase 13 - VetCare.docx
@@ -242,7 +242,7 @@
           <w:color w:val="2B2B2B"/>
           <w:sz w:val="22"/>
         </w:rPr>
-        <w:t>Paso 1. Abra el proyecto VetCare en VS Code, cree el paquete vetcare.excepciones y dentro la clase DatoInvalidoException que extienda Exception con un constructor que reciba el mensaje; compile y verifique que no hay errores.</w:t>
+        <w:t>Paso 1. Abra el proyecto VetCare en VS Code, cree el paquete clinica.excepciones y dentro la clase DatoInvalidoException que extienda Exception con un constructor que reciba el mensaje; compile y verifique que no hay errores.</w:t>
       </w:r>
     </w:p>
     <w:p>
